--- a/docs/samples/converted-page89.docx
+++ b/docs/samples/converted-page89.docx
@@ -464,7 +464,7 @@
       </w:r>
       <w:r>
         <w:pict>
-          <v:shape id="TextBox175" type="#_x0000_t202" style="position:absolute;left:153.149pt;top:41.795pt;width:300.287pt;height:12.375pt;z-index:10;mso-position-horizontal:absolute;mso-position-vertical:absolute;mso-position-horizontal-relative:page;mso-position-vertical-relative:page;mso-wrap-edited:f;mso-wrap:none;" filled="false" stroked="false" v-text-anchor="top">
+          <v:shape id="TextBox175" type="#_x0000_t202" style="position:absolute;left:153.149pt;top:41.795pt;width:364.360pt;height:15.840pt;z-index:10;mso-position-horizontal:absolute;mso-position-vertical:absolute;mso-position-horizontal-relative:page;mso-position-vertical-relative:page;mso-wrap:square;" filled="false" stroked="false" v-text-anchor="top">
             <v:fill on="false"/>
             <v:stroke on="false"/>
             <v:textbox style="mso-fit-shape-to-text:false" inset="0pt,0pt,0pt,0pt">
@@ -473,7 +473,6 @@
                   <w:pPr>
                     <w:spacing w:line="240" w:lineRule="auto" w:before="0" w:after="0" w:beforeLines="0" w:afterLines="0"/>
                     <w:jc w:val="center"/>
-                    <w:wordWrap w:val="0"/>
                     <w:ind w:left="0" w:right="0" w:firstLine="0"/>
                   </w:pPr>
                   <w:r>
@@ -493,7 +492,7 @@
       </w:r>
       <w:r>
         <w:pict>
-          <v:shape id="TextBox176" type="#_x0000_t202" style="position:absolute;left:153.149pt;top:55.200pt;width:312.811pt;height:12.375pt;z-index:10;mso-position-horizontal:absolute;mso-position-vertical:absolute;mso-position-horizontal-relative:page;mso-position-vertical-relative:page;mso-wrap-edited:f;mso-wrap:none;" filled="false" stroked="false" v-text-anchor="top">
+          <v:shape id="TextBox176" type="#_x0000_t202" style="position:absolute;left:153.149pt;top:55.200pt;width:377.230pt;height:15.840pt;z-index:10;mso-position-horizontal:absolute;mso-position-vertical:absolute;mso-position-horizontal-relative:page;mso-position-vertical-relative:page;mso-wrap:square;" filled="false" stroked="false" v-text-anchor="top">
             <v:fill on="false"/>
             <v:stroke on="false"/>
             <v:textbox style="mso-fit-shape-to-text:false" inset="0pt,0pt,0pt,0pt">
@@ -502,7 +501,6 @@
                   <w:pPr>
                     <w:spacing w:line="240" w:lineRule="auto" w:before="0" w:after="0" w:beforeLines="0" w:afterLines="0"/>
                     <w:jc w:val="center"/>
-                    <w:wordWrap w:val="0"/>
                     <w:ind w:left="0" w:right="0" w:firstLine="0"/>
                   </w:pPr>
                   <w:r>
@@ -522,7 +520,7 @@
       </w:r>
       <w:r>
         <w:pict>
-          <v:shape id="TextBox177" type="#_x0000_t202" style="position:absolute;left:440.179pt;top:58.728pt;width:8.262pt;height:12.375pt;z-index:10;mso-position-horizontal:absolute;mso-position-vertical:absolute;mso-position-horizontal-relative:page;mso-position-vertical-relative:page;mso-wrap-edited:f;mso-wrap:none;" filled="false" stroked="false" v-text-anchor="top">
+          <v:shape id="TextBox177" type="#_x0000_t202" style="position:absolute;left:440.179pt;top:58.728pt;width:11.079pt;height:15.840pt;z-index:10;mso-position-horizontal:absolute;mso-position-vertical:absolute;mso-position-horizontal-relative:page;mso-position-vertical-relative:page;mso-wrap:square;" filled="false" stroked="false" v-text-anchor="top">
             <v:fill on="false"/>
             <v:stroke on="false"/>
             <v:textbox style="mso-fit-shape-to-text:false" inset="0pt,0pt,0pt,0pt">
@@ -530,7 +528,6 @@
                 <w:p>
                   <w:pPr>
                     <w:spacing w:line="240" w:lineRule="auto" w:before="0" w:after="0" w:beforeLines="0" w:afterLines="0"/>
-                    <w:wordWrap w:val="0"/>
                     <w:ind w:left="0" w:right="0" w:firstLine="0"/>
                   </w:pPr>
                   <w:r>
@@ -550,7 +547,7 @@
       </w:r>
       <w:r>
         <w:pict>
-          <v:shape id="TextBox178" type="#_x0000_t202" style="position:absolute;left:153.149pt;top:69.311pt;width:305.980pt;height:12.375pt;z-index:10;mso-position-horizontal:absolute;mso-position-vertical:absolute;mso-position-horizontal-relative:page;mso-position-vertical-relative:page;mso-wrap-edited:f;mso-wrap:none;" filled="false" stroked="false" v-text-anchor="top">
+          <v:shape id="TextBox178" type="#_x0000_t202" style="position:absolute;left:153.149pt;top:69.311pt;width:351.490pt;height:15.840pt;z-index:10;mso-position-horizontal:absolute;mso-position-vertical:absolute;mso-position-horizontal-relative:page;mso-position-vertical-relative:page;mso-wrap:square;" filled="false" stroked="false" v-text-anchor="top">
             <v:fill on="false"/>
             <v:stroke on="false"/>
             <v:textbox style="mso-fit-shape-to-text:false" inset="0pt,0pt,0pt,0pt">
@@ -559,7 +556,6 @@
                   <w:pPr>
                     <w:spacing w:line="240" w:lineRule="auto" w:before="0" w:after="0" w:beforeLines="0" w:afterLines="0"/>
                     <w:jc w:val="center"/>
-                    <w:wordWrap w:val="0"/>
                     <w:ind w:left="0" w:right="0" w:firstLine="0"/>
                   </w:pPr>
                   <w:r>
@@ -579,7 +575,7 @@
       </w:r>
       <w:r>
         <w:pict>
-          <v:shape id="TextBox179" type="#_x0000_t202" style="position:absolute;left:153.149pt;top:82.717pt;width:24.770pt;height:12.375pt;z-index:10;mso-position-horizontal:absolute;mso-position-vertical:absolute;mso-position-horizontal-relative:page;mso-position-vertical-relative:page;mso-wrap-edited:f;mso-wrap:none;" filled="false" stroked="false" v-text-anchor="top">
+          <v:shape id="TextBox179" type="#_x0000_t202" style="position:absolute;left:153.149pt;top:82.717pt;width:29.740pt;height:15.840pt;z-index:10;mso-position-horizontal:absolute;mso-position-vertical:absolute;mso-position-horizontal-relative:page;mso-position-vertical-relative:page;mso-wrap:square;" filled="false" stroked="false" v-text-anchor="top">
             <v:fill on="false"/>
             <v:stroke on="false"/>
             <v:textbox style="mso-fit-shape-to-text:false" inset="0pt,0pt,0pt,0pt">
@@ -587,7 +583,6 @@
                 <w:p>
                   <w:pPr>
                     <w:spacing w:line="240" w:lineRule="auto" w:before="0" w:after="0" w:beforeLines="0" w:afterLines="0"/>
-                    <w:wordWrap w:val="0"/>
                     <w:ind w:left="0" w:right="0" w:firstLine="0"/>
                   </w:pPr>
                   <w:r>
@@ -607,7 +602,7 @@
       </w:r>
       <w:r>
         <w:pict>
-          <v:shape id="TextBox180" type="#_x0000_t202" style="position:absolute;left:153.149pt;top:122.934pt;width:36.572pt;height:12.375pt;z-index:10;mso-position-horizontal:absolute;mso-position-vertical:absolute;mso-position-horizontal-relative:page;mso-position-vertical-relative:page;mso-wrap-edited:f;mso-wrap:none;" filled="false" stroked="false" v-text-anchor="top">
+          <v:shape id="TextBox180" type="#_x0000_t202" style="position:absolute;left:153.149pt;top:122.934pt;width:38.572pt;height:15.840pt;z-index:10;mso-position-horizontal:absolute;mso-position-vertical:absolute;mso-position-horizontal-relative:page;mso-position-vertical-relative:page;mso-wrap:square;" filled="false" stroked="false" v-text-anchor="top">
             <v:fill on="false"/>
             <v:stroke on="false"/>
             <v:textbox style="mso-fit-shape-to-text:false" inset="0pt,0pt,0pt,0pt">
@@ -615,7 +610,6 @@
                 <w:p>
                   <w:pPr>
                     <w:spacing w:line="240" w:lineRule="auto" w:before="0" w:after="0" w:beforeLines="0" w:afterLines="0"/>
-                    <w:wordWrap w:val="0"/>
                     <w:ind w:left="0" w:right="0" w:firstLine="0"/>
                   </w:pPr>
                   <w:r>
@@ -635,7 +629,7 @@
       </w:r>
       <w:r>
         <w:pict>
-          <v:shape id="TextBox181" type="#_x0000_t202" style="position:absolute;left:440.179pt;top:122.934pt;width:8.262pt;height:12.375pt;z-index:10;mso-position-horizontal:absolute;mso-position-vertical:absolute;mso-position-horizontal-relative:page;mso-position-vertical-relative:page;mso-wrap-edited:f;mso-wrap:none;" filled="false" stroked="false" v-text-anchor="top">
+          <v:shape id="TextBox181" type="#_x0000_t202" style="position:absolute;left:440.179pt;top:122.934pt;width:11.079pt;height:15.840pt;z-index:10;mso-position-horizontal:absolute;mso-position-vertical:absolute;mso-position-horizontal-relative:page;mso-position-vertical-relative:page;mso-wrap:square;" filled="false" stroked="false" v-text-anchor="top">
             <v:fill on="false"/>
             <v:stroke on="false"/>
             <v:textbox style="mso-fit-shape-to-text:false" inset="0pt,0pt,0pt,0pt">
@@ -643,7 +637,6 @@
                 <w:p>
                   <w:pPr>
                     <w:spacing w:line="240" w:lineRule="auto" w:before="0" w:after="0" w:beforeLines="0" w:afterLines="0"/>
-                    <w:wordWrap w:val="0"/>
                     <w:ind w:left="0" w:right="0" w:firstLine="0"/>
                   </w:pPr>
                   <w:r>
@@ -663,7 +656,7 @@
       </w:r>
       <w:r>
         <w:pict>
-          <v:shape id="TextBox182" type="#_x0000_t202" style="position:absolute;left:153.149pt;top:169.501pt;width:190.422pt;height:12.375pt;z-index:10;mso-position-horizontal:absolute;mso-position-vertical:absolute;mso-position-horizontal-relative:page;mso-position-vertical-relative:page;mso-wrap-edited:f;mso-wrap:none;" filled="false" stroked="false" v-text-anchor="top">
+          <v:shape id="TextBox182" type="#_x0000_t202" style="position:absolute;left:153.149pt;top:169.501pt;width:222.790pt;height:15.840pt;z-index:10;mso-position-horizontal:absolute;mso-position-vertical:absolute;mso-position-horizontal-relative:page;mso-position-vertical-relative:page;mso-wrap:square;" filled="false" stroked="false" v-text-anchor="top">
             <v:fill on="false"/>
             <v:stroke on="false"/>
             <v:textbox style="mso-fit-shape-to-text:false" inset="0pt,0pt,0pt,0pt">
@@ -671,7 +664,6 @@
                 <w:p>
                   <w:pPr>
                     <w:spacing w:line="240" w:lineRule="auto" w:before="0" w:after="0" w:beforeLines="0" w:afterLines="0"/>
-                    <w:wordWrap w:val="0"/>
                     <w:ind w:left="0" w:right="0" w:firstLine="0"/>
                   </w:pPr>
                   <w:r>
@@ -691,7 +683,7 @@
       </w:r>
       <w:r>
         <w:pict>
-          <v:shape id="TextBox183" type="#_x0000_t202" style="position:absolute;left:440.179pt;top:169.501pt;width:8.262pt;height:12.375pt;z-index:10;mso-position-horizontal:absolute;mso-position-vertical:absolute;mso-position-horizontal-relative:page;mso-position-vertical-relative:page;mso-wrap-edited:f;mso-wrap:none;" filled="false" stroked="false" v-text-anchor="top">
+          <v:shape id="TextBox183" type="#_x0000_t202" style="position:absolute;left:440.179pt;top:169.501pt;width:11.079pt;height:15.840pt;z-index:10;mso-position-horizontal:absolute;mso-position-vertical:absolute;mso-position-horizontal-relative:page;mso-position-vertical-relative:page;mso-wrap:square;" filled="false" stroked="false" v-text-anchor="top">
             <v:fill on="false"/>
             <v:stroke on="false"/>
             <v:textbox style="mso-fit-shape-to-text:false" inset="0pt,0pt,0pt,0pt">
@@ -699,7 +691,6 @@
                 <w:p>
                   <w:pPr>
                     <w:spacing w:line="240" w:lineRule="auto" w:before="0" w:after="0" w:beforeLines="0" w:afterLines="0"/>
-                    <w:wordWrap w:val="0"/>
                     <w:ind w:left="0" w:right="0" w:firstLine="0"/>
                   </w:pPr>
                   <w:r>
@@ -719,7 +710,7 @@
       </w:r>
       <w:r>
         <w:pict>
-          <v:shape id="TextBox184" type="#_x0000_t202" style="position:absolute;left:153.149pt;top:216.773pt;width:315.657pt;height:12.375pt;z-index:10;mso-position-horizontal:absolute;mso-position-vertical:absolute;mso-position-horizontal-relative:page;mso-position-vertical-relative:page;mso-wrap-edited:f;mso-wrap:none;" filled="false" stroked="false" v-text-anchor="top">
+          <v:shape id="TextBox184" type="#_x0000_t202" style="position:absolute;left:153.149pt;top:216.773pt;width:364.360pt;height:15.840pt;z-index:10;mso-position-horizontal:absolute;mso-position-vertical:absolute;mso-position-horizontal-relative:page;mso-position-vertical-relative:page;mso-wrap:square;" filled="false" stroked="false" v-text-anchor="top">
             <v:fill on="false"/>
             <v:stroke on="false"/>
             <v:textbox style="mso-fit-shape-to-text:false" inset="0pt,0pt,0pt,0pt">
@@ -728,7 +719,6 @@
                   <w:pPr>
                     <w:spacing w:line="240" w:lineRule="auto" w:before="0" w:after="0" w:beforeLines="0" w:afterLines="0"/>
                     <w:jc w:val="center"/>
-                    <w:wordWrap w:val="0"/>
                     <w:ind w:left="0" w:right="0" w:firstLine="0"/>
                   </w:pPr>
                   <w:r>
@@ -748,7 +738,7 @@
       </w:r>
       <w:r>
         <w:pict>
-          <v:shape id="TextBox185" type="#_x0000_t202" style="position:absolute;left:440.179pt;top:219.595pt;width:8.262pt;height:12.375pt;z-index:10;mso-position-horizontal:absolute;mso-position-vertical:absolute;mso-position-horizontal-relative:page;mso-position-vertical-relative:page;mso-wrap-edited:f;mso-wrap:none;" filled="false" stroked="false" v-text-anchor="top">
+          <v:shape id="TextBox185" type="#_x0000_t202" style="position:absolute;left:440.179pt;top:219.595pt;width:11.079pt;height:15.840pt;z-index:10;mso-position-horizontal:absolute;mso-position-vertical:absolute;mso-position-horizontal-relative:page;mso-position-vertical-relative:page;mso-wrap:square;" filled="false" stroked="false" v-text-anchor="top">
             <v:fill on="false"/>
             <v:stroke on="false"/>
             <v:textbox style="mso-fit-shape-to-text:false" inset="0pt,0pt,0pt,0pt">
@@ -756,7 +746,6 @@
                 <w:p>
                   <w:pPr>
                     <w:spacing w:line="240" w:lineRule="auto" w:before="0" w:after="0" w:beforeLines="0" w:afterLines="0"/>
-                    <w:wordWrap w:val="0"/>
                     <w:ind w:left="0" w:right="0" w:firstLine="0"/>
                   </w:pPr>
                   <w:r>
@@ -776,7 +765,7 @@
       </w:r>
       <w:r>
         <w:pict>
-          <v:shape id="TextBox186" type="#_x0000_t202" style="position:absolute;left:153.149pt;top:230.179pt;width:24.770pt;height:12.375pt;z-index:10;mso-position-horizontal:absolute;mso-position-vertical:absolute;mso-position-horizontal-relative:page;mso-position-vertical-relative:page;mso-wrap-edited:f;mso-wrap:none;" filled="false" stroked="false" v-text-anchor="top">
+          <v:shape id="TextBox186" type="#_x0000_t202" style="position:absolute;left:153.149pt;top:230.179pt;width:29.740pt;height:15.840pt;z-index:10;mso-position-horizontal:absolute;mso-position-vertical:absolute;mso-position-horizontal-relative:page;mso-position-vertical-relative:page;mso-wrap:square;" filled="false" stroked="false" v-text-anchor="top">
             <v:fill on="false"/>
             <v:stroke on="false"/>
             <v:textbox style="mso-fit-shape-to-text:false" inset="0pt,0pt,0pt,0pt">
@@ -784,7 +773,6 @@
                 <w:p>
                   <w:pPr>
                     <w:spacing w:line="240" w:lineRule="auto" w:before="0" w:after="0" w:beforeLines="0" w:afterLines="0"/>
-                    <w:wordWrap w:val="0"/>
                     <w:ind w:left="0" w:right="0" w:firstLine="0"/>
                   </w:pPr>
                   <w:r>
@@ -804,7 +792,7 @@
       </w:r>
       <w:r>
         <w:pict>
-          <v:shape id="TextBox187" type="#_x0000_t202" style="position:absolute;left:153.149pt;top:270.396pt;width:315.657pt;height:12.375pt;z-index:10;mso-position-horizontal:absolute;mso-position-vertical:absolute;mso-position-horizontal-relative:page;mso-position-vertical-relative:page;mso-wrap-edited:f;mso-wrap:none;" filled="false" stroked="false" v-text-anchor="top">
+          <v:shape id="TextBox187" type="#_x0000_t202" style="position:absolute;left:153.149pt;top:270.396pt;width:364.360pt;height:15.840pt;z-index:10;mso-position-horizontal:absolute;mso-position-vertical:absolute;mso-position-horizontal-relative:page;mso-position-vertical-relative:page;mso-wrap:square;" filled="false" stroked="false" v-text-anchor="top">
             <v:fill on="false"/>
             <v:stroke on="false"/>
             <v:textbox style="mso-fit-shape-to-text:false" inset="0pt,0pt,0pt,0pt">
@@ -813,7 +801,6 @@
                   <w:pPr>
                     <w:spacing w:line="240" w:lineRule="auto" w:before="0" w:after="0" w:beforeLines="0" w:afterLines="0"/>
                     <w:jc w:val="center"/>
-                    <w:wordWrap w:val="0"/>
                     <w:ind w:left="0" w:right="0" w:firstLine="0"/>
                   </w:pPr>
                   <w:r>
@@ -833,7 +820,7 @@
       </w:r>
       <w:r>
         <w:pict>
-          <v:shape id="TextBox188" type="#_x0000_t202" style="position:absolute;left:440.179pt;top:273.923pt;width:8.262pt;height:12.375pt;z-index:10;mso-position-horizontal:absolute;mso-position-vertical:absolute;mso-position-horizontal-relative:page;mso-position-vertical-relative:page;mso-wrap-edited:f;mso-wrap:none;" filled="false" stroked="false" v-text-anchor="top">
+          <v:shape id="TextBox188" type="#_x0000_t202" style="position:absolute;left:440.179pt;top:273.923pt;width:11.079pt;height:15.840pt;z-index:10;mso-position-horizontal:absolute;mso-position-vertical:absolute;mso-position-horizontal-relative:page;mso-position-vertical-relative:page;mso-wrap:square;" filled="false" stroked="false" v-text-anchor="top">
             <v:fill on="false"/>
             <v:stroke on="false"/>
             <v:textbox style="mso-fit-shape-to-text:false" inset="0pt,0pt,0pt,0pt">
@@ -841,7 +828,6 @@
                 <w:p>
                   <w:pPr>
                     <w:spacing w:line="240" w:lineRule="auto" w:before="0" w:after="0" w:beforeLines="0" w:afterLines="0"/>
-                    <w:wordWrap w:val="0"/>
                     <w:ind w:left="0" w:right="0" w:firstLine="0"/>
                   </w:pPr>
                   <w:r>
@@ -861,7 +847,7 @@
       </w:r>
       <w:r>
         <w:pict>
-          <v:shape id="TextBox189" type="#_x0000_t202" style="position:absolute;left:153.149pt;top:283.801pt;width:24.770pt;height:12.375pt;z-index:10;mso-position-horizontal:absolute;mso-position-vertical:absolute;mso-position-horizontal-relative:page;mso-position-vertical-relative:page;mso-wrap-edited:f;mso-wrap:none;" filled="false" stroked="false" v-text-anchor="top">
+          <v:shape id="TextBox189" type="#_x0000_t202" style="position:absolute;left:153.149pt;top:283.801pt;width:29.740pt;height:15.840pt;z-index:10;mso-position-horizontal:absolute;mso-position-vertical:absolute;mso-position-horizontal-relative:page;mso-position-vertical-relative:page;mso-wrap:square;" filled="false" stroked="false" v-text-anchor="top">
             <v:fill on="false"/>
             <v:stroke on="false"/>
             <v:textbox style="mso-fit-shape-to-text:false" inset="0pt,0pt,0pt,0pt">
@@ -869,7 +855,6 @@
                 <w:p>
                   <w:pPr>
                     <w:spacing w:line="240" w:lineRule="auto" w:before="0" w:after="0" w:beforeLines="0" w:afterLines="0"/>
-                    <w:wordWrap w:val="0"/>
                     <w:ind w:left="0" w:right="0" w:firstLine="0"/>
                   </w:pPr>
                   <w:r>
@@ -889,7 +874,7 @@
       </w:r>
       <w:r>
         <w:pict>
-          <v:shape id="TextBox190" type="#_x0000_t202" style="position:absolute;left:153.149pt;top:324.018pt;width:13.385pt;height:12.375pt;z-index:10;mso-position-horizontal:absolute;mso-position-vertical:absolute;mso-position-horizontal-relative:page;mso-position-vertical-relative:page;mso-wrap-edited:f;mso-wrap:none;" filled="false" stroked="false" v-text-anchor="top">
+          <v:shape id="TextBox190" type="#_x0000_t202" style="position:absolute;left:153.149pt;top:324.018pt;width:16.870pt;height:15.840pt;z-index:10;mso-position-horizontal:absolute;mso-position-vertical:absolute;mso-position-horizontal-relative:page;mso-position-vertical-relative:page;mso-wrap:square;" filled="false" stroked="false" v-text-anchor="top">
             <v:fill on="false"/>
             <v:stroke on="false"/>
             <v:textbox style="mso-fit-shape-to-text:false" inset="0pt,0pt,0pt,0pt">
@@ -897,7 +882,6 @@
                 <w:p>
                   <w:pPr>
                     <w:spacing w:line="240" w:lineRule="auto" w:before="0" w:after="0" w:beforeLines="0" w:afterLines="0"/>
-                    <w:wordWrap w:val="0"/>
                     <w:ind w:left="0" w:right="0" w:firstLine="0"/>
                   </w:pPr>
                   <w:r>
@@ -917,7 +901,7 @@
       </w:r>
       <w:r>
         <w:pict>
-          <v:shape id="TextBox191" type="#_x0000_t202" style="position:absolute;left:171.163pt;top:324.018pt;width:8.262pt;height:12.375pt;z-index:10;mso-position-horizontal:absolute;mso-position-vertical:absolute;mso-position-horizontal-relative:page;mso-position-vertical-relative:page;mso-wrap-edited:f;mso-wrap:none;" filled="false" stroked="false" v-text-anchor="top">
+          <v:shape id="TextBox191" type="#_x0000_t202" style="position:absolute;left:171.163pt;top:324.018pt;width:11.156pt;height:15.840pt;z-index:10;mso-position-horizontal:absolute;mso-position-vertical:absolute;mso-position-horizontal-relative:page;mso-position-vertical-relative:page;mso-wrap:square;" filled="false" stroked="false" v-text-anchor="top">
             <v:fill on="false"/>
             <v:stroke on="false"/>
             <v:textbox style="mso-fit-shape-to-text:false" inset="0pt,0pt,0pt,0pt">
@@ -925,7 +909,6 @@
                 <w:p>
                   <w:pPr>
                     <w:spacing w:line="240" w:lineRule="auto" w:before="0" w:after="0" w:beforeLines="0" w:afterLines="0"/>
-                    <w:wordWrap w:val="0"/>
                     <w:ind w:left="0" w:right="0" w:firstLine="0"/>
                   </w:pPr>
                   <w:r>
@@ -945,7 +928,7 @@
       </w:r>
       <w:r>
         <w:pict>
-          <v:shape id="TextBox192" type="#_x0000_t202" style="position:absolute;left:184.230pt;top:324.018pt;width:13.385pt;height:12.375pt;z-index:10;mso-position-horizontal:absolute;mso-position-vertical:absolute;mso-position-horizontal-relative:page;mso-position-vertical-relative:page;mso-wrap-edited:f;mso-wrap:none;" filled="false" stroked="false" v-text-anchor="top">
+          <v:shape id="TextBox192" type="#_x0000_t202" style="position:absolute;left:184.230pt;top:324.018pt;width:16.870pt;height:15.840pt;z-index:10;mso-position-horizontal:absolute;mso-position-vertical:absolute;mso-position-horizontal-relative:page;mso-position-vertical-relative:page;mso-wrap:square;" filled="false" stroked="false" v-text-anchor="top">
             <v:fill on="false"/>
             <v:stroke on="false"/>
             <v:textbox style="mso-fit-shape-to-text:false" inset="0pt,0pt,0pt,0pt">
@@ -953,7 +936,6 @@
                 <w:p>
                   <w:pPr>
                     <w:spacing w:line="240" w:lineRule="auto" w:before="0" w:after="0" w:beforeLines="0" w:afterLines="0"/>
-                    <w:wordWrap w:val="0"/>
                     <w:ind w:left="0" w:right="0" w:firstLine="0"/>
                   </w:pPr>
                   <w:r>
@@ -973,7 +955,7 @@
       </w:r>
       <w:r>
         <w:pict>
-          <v:shape id="TextBox193" type="#_x0000_t202" style="position:absolute;left:202.237pt;top:324.018pt;width:13.385pt;height:12.375pt;z-index:10;mso-position-horizontal:absolute;mso-position-vertical:absolute;mso-position-horizontal-relative:page;mso-position-vertical-relative:page;mso-wrap-edited:f;mso-wrap:none;" filled="false" stroked="false" v-text-anchor="top">
+          <v:shape id="TextBox193" type="#_x0000_t202" style="position:absolute;left:202.237pt;top:324.018pt;width:16.870pt;height:15.840pt;z-index:10;mso-position-horizontal:absolute;mso-position-vertical:absolute;mso-position-horizontal-relative:page;mso-position-vertical-relative:page;mso-wrap:square;" filled="false" stroked="false" v-text-anchor="top">
             <v:fill on="false"/>
             <v:stroke on="false"/>
             <v:textbox style="mso-fit-shape-to-text:false" inset="0pt,0pt,0pt,0pt">
@@ -981,7 +963,6 @@
                 <w:p>
                   <w:pPr>
                     <w:spacing w:line="240" w:lineRule="auto" w:before="0" w:after="0" w:beforeLines="0" w:afterLines="0"/>
-                    <w:wordWrap w:val="0"/>
                     <w:ind w:left="0" w:right="0" w:firstLine="0"/>
                   </w:pPr>
                   <w:r>
@@ -1001,7 +982,7 @@
       </w:r>
       <w:r>
         <w:pict>
-          <v:shape id="TextBox194" type="#_x0000_t202" style="position:absolute;left:220.243pt;top:324.018pt;width:13.385pt;height:12.375pt;z-index:10;mso-position-horizontal:absolute;mso-position-vertical:absolute;mso-position-horizontal-relative:page;mso-position-vertical-relative:page;mso-wrap-edited:f;mso-wrap:none;" filled="false" stroked="false" v-text-anchor="top">
+          <v:shape id="TextBox194" type="#_x0000_t202" style="position:absolute;left:220.243pt;top:324.018pt;width:16.870pt;height:15.840pt;z-index:10;mso-position-horizontal:absolute;mso-position-vertical:absolute;mso-position-horizontal-relative:page;mso-position-vertical-relative:page;mso-wrap:square;" filled="false" stroked="false" v-text-anchor="top">
             <v:fill on="false"/>
             <v:stroke on="false"/>
             <v:textbox style="mso-fit-shape-to-text:false" inset="0pt,0pt,0pt,0pt">
@@ -1009,7 +990,6 @@
                 <w:p>
                   <w:pPr>
                     <w:spacing w:line="240" w:lineRule="auto" w:before="0" w:after="0" w:beforeLines="0" w:afterLines="0"/>
-                    <w:wordWrap w:val="0"/>
                     <w:ind w:left="0" w:right="0" w:firstLine="0"/>
                   </w:pPr>
                   <w:r>
@@ -1029,7 +1009,7 @@
       </w:r>
       <w:r>
         <w:pict>
-          <v:shape id="TextBox195" type="#_x0000_t202" style="position:absolute;left:238.250pt;top:324.018pt;width:13.385pt;height:12.375pt;z-index:10;mso-position-horizontal:absolute;mso-position-vertical:absolute;mso-position-horizontal-relative:page;mso-position-vertical-relative:page;mso-wrap-edited:f;mso-wrap:none;" filled="false" stroked="false" v-text-anchor="top">
+          <v:shape id="TextBox195" type="#_x0000_t202" style="position:absolute;left:238.250pt;top:324.018pt;width:16.870pt;height:15.840pt;z-index:10;mso-position-horizontal:absolute;mso-position-vertical:absolute;mso-position-horizontal-relative:page;mso-position-vertical-relative:page;mso-wrap:square;" filled="false" stroked="false" v-text-anchor="top">
             <v:fill on="false"/>
             <v:stroke on="false"/>
             <v:textbox style="mso-fit-shape-to-text:false" inset="0pt,0pt,0pt,0pt">
@@ -1037,7 +1017,6 @@
                 <w:p>
                   <w:pPr>
                     <w:spacing w:line="240" w:lineRule="auto" w:before="0" w:after="0" w:beforeLines="0" w:afterLines="0"/>
-                    <w:wordWrap w:val="0"/>
                     <w:ind w:left="0" w:right="0" w:firstLine="0"/>
                   </w:pPr>
                   <w:r>
@@ -1057,7 +1036,7 @@
       </w:r>
       <w:r>
         <w:pict>
-          <v:shape id="TextBox196" type="#_x0000_t202" style="position:absolute;left:256.256pt;top:324.018pt;width:13.385pt;height:12.375pt;z-index:10;mso-position-horizontal:absolute;mso-position-vertical:absolute;mso-position-horizontal-relative:page;mso-position-vertical-relative:page;mso-wrap-edited:f;mso-wrap:none;" filled="false" stroked="false" v-text-anchor="top">
+          <v:shape id="TextBox196" type="#_x0000_t202" style="position:absolute;left:256.256pt;top:324.018pt;width:16.870pt;height:15.840pt;z-index:10;mso-position-horizontal:absolute;mso-position-vertical:absolute;mso-position-horizontal-relative:page;mso-position-vertical-relative:page;mso-wrap:square;" filled="false" stroked="false" v-text-anchor="top">
             <v:fill on="false"/>
             <v:stroke on="false"/>
             <v:textbox style="mso-fit-shape-to-text:false" inset="0pt,0pt,0pt,0pt">
@@ -1065,7 +1044,6 @@
                 <w:p>
                   <w:pPr>
                     <w:spacing w:line="240" w:lineRule="auto" w:before="0" w:after="0" w:beforeLines="0" w:afterLines="0"/>
-                    <w:wordWrap w:val="0"/>
                     <w:ind w:left="0" w:right="0" w:firstLine="0"/>
                   </w:pPr>
                   <w:r>
@@ -1085,7 +1063,7 @@
       </w:r>
       <w:r>
         <w:pict>
-          <v:shape id="TextBox197" type="#_x0000_t202" style="position:absolute;left:274.263pt;top:324.018pt;width:13.385pt;height:12.375pt;z-index:10;mso-position-horizontal:absolute;mso-position-vertical:absolute;mso-position-horizontal-relative:page;mso-position-vertical-relative:page;mso-wrap-edited:f;mso-wrap:none;" filled="false" stroked="false" v-text-anchor="top">
+          <v:shape id="TextBox197" type="#_x0000_t202" style="position:absolute;left:274.263pt;top:324.018pt;width:16.870pt;height:15.840pt;z-index:10;mso-position-horizontal:absolute;mso-position-vertical:absolute;mso-position-horizontal-relative:page;mso-position-vertical-relative:page;mso-wrap:square;" filled="false" stroked="false" v-text-anchor="top">
             <v:fill on="false"/>
             <v:stroke on="false"/>
             <v:textbox style="mso-fit-shape-to-text:false" inset="0pt,0pt,0pt,0pt">
@@ -1094,7 +1072,6 @@
                   <w:pPr>
                     <w:spacing w:line="240" w:lineRule="auto" w:before="0" w:after="0" w:beforeLines="0" w:afterLines="0"/>
                     <w:jc w:val="center"/>
-                    <w:wordWrap w:val="0"/>
                     <w:ind w:left="0" w:right="0" w:firstLine="0"/>
                   </w:pPr>
                   <w:r>
@@ -1114,7 +1091,7 @@
       </w:r>
       <w:r>
         <w:pict>
-          <v:shape id="TextBox198" type="#_x0000_t202" style="position:absolute;left:292.269pt;top:324.018pt;width:13.385pt;height:12.375pt;z-index:10;mso-position-horizontal:absolute;mso-position-vertical:absolute;mso-position-horizontal-relative:page;mso-position-vertical-relative:page;mso-wrap-edited:f;mso-wrap:none;" filled="false" stroked="false" v-text-anchor="top">
+          <v:shape id="TextBox198" type="#_x0000_t202" style="position:absolute;left:292.269pt;top:324.018pt;width:16.870pt;height:15.840pt;z-index:10;mso-position-horizontal:absolute;mso-position-vertical:absolute;mso-position-horizontal-relative:page;mso-position-vertical-relative:page;mso-wrap:square;" filled="false" stroked="false" v-text-anchor="top">
             <v:fill on="false"/>
             <v:stroke on="false"/>
             <v:textbox style="mso-fit-shape-to-text:false" inset="0pt,0pt,0pt,0pt">
@@ -1123,7 +1100,6 @@
                   <w:pPr>
                     <w:spacing w:line="240" w:lineRule="auto" w:before="0" w:after="0" w:beforeLines="0" w:afterLines="0"/>
                     <w:jc w:val="center"/>
-                    <w:wordWrap w:val="0"/>
                     <w:ind w:left="0" w:right="0" w:firstLine="0"/>
                   </w:pPr>
                   <w:r>
@@ -1143,7 +1119,7 @@
       </w:r>
       <w:r>
         <w:pict>
-          <v:shape id="TextBox199" type="#_x0000_t202" style="position:absolute;left:310.275pt;top:324.018pt;width:13.385pt;height:12.375pt;z-index:10;mso-position-horizontal:absolute;mso-position-vertical:absolute;mso-position-horizontal-relative:page;mso-position-vertical-relative:page;mso-wrap-edited:f;mso-wrap:none;" filled="false" stroked="false" v-text-anchor="top">
+          <v:shape id="TextBox199" type="#_x0000_t202" style="position:absolute;left:310.275pt;top:324.018pt;width:16.870pt;height:15.840pt;z-index:10;mso-position-horizontal:absolute;mso-position-vertical:absolute;mso-position-horizontal-relative:page;mso-position-vertical-relative:page;mso-wrap:square;" filled="false" stroked="false" v-text-anchor="top">
             <v:fill on="false"/>
             <v:stroke on="false"/>
             <v:textbox style="mso-fit-shape-to-text:false" inset="0pt,0pt,0pt,0pt">
@@ -1152,7 +1128,6 @@
                   <w:pPr>
                     <w:spacing w:line="240" w:lineRule="auto" w:before="0" w:after="0" w:beforeLines="0" w:afterLines="0"/>
                     <w:jc w:val="center"/>
-                    <w:wordWrap w:val="0"/>
                     <w:ind w:left="0" w:right="0" w:firstLine="0"/>
                   </w:pPr>
                   <w:r>
@@ -1172,7 +1147,7 @@
       </w:r>
       <w:r>
         <w:pict>
-          <v:shape id="TextBox200" type="#_x0000_t202" style="position:absolute;left:328.282pt;top:324.018pt;width:13.385pt;height:12.375pt;z-index:10;mso-position-horizontal:absolute;mso-position-vertical:absolute;mso-position-horizontal-relative:page;mso-position-vertical-relative:page;mso-wrap-edited:f;mso-wrap:none;" filled="false" stroked="false" v-text-anchor="top">
+          <v:shape id="TextBox200" type="#_x0000_t202" style="position:absolute;left:328.282pt;top:324.018pt;width:16.870pt;height:15.840pt;z-index:10;mso-position-horizontal:absolute;mso-position-vertical:absolute;mso-position-horizontal-relative:page;mso-position-vertical-relative:page;mso-wrap:square;" filled="false" stroked="false" v-text-anchor="top">
             <v:fill on="false"/>
             <v:stroke on="false"/>
             <v:textbox style="mso-fit-shape-to-text:false" inset="0pt,0pt,0pt,0pt">
@@ -1181,7 +1156,6 @@
                   <w:pPr>
                     <w:spacing w:line="240" w:lineRule="auto" w:before="0" w:after="0" w:beforeLines="0" w:afterLines="0"/>
                     <w:jc w:val="center"/>
-                    <w:wordWrap w:val="0"/>
                     <w:ind w:left="0" w:right="0" w:firstLine="0"/>
                   </w:pPr>
                   <w:r>
@@ -1201,7 +1175,7 @@
       </w:r>
       <w:r>
         <w:pict>
-          <v:shape id="TextBox201" type="#_x0000_t202" style="position:absolute;left:346.288pt;top:324.018pt;width:13.385pt;height:12.375pt;z-index:10;mso-position-horizontal:absolute;mso-position-vertical:absolute;mso-position-horizontal-relative:page;mso-position-vertical-relative:page;mso-wrap-edited:f;mso-wrap:none;" filled="false" stroked="false" v-text-anchor="top">
+          <v:shape id="TextBox201" type="#_x0000_t202" style="position:absolute;left:346.288pt;top:324.018pt;width:16.870pt;height:15.840pt;z-index:10;mso-position-horizontal:absolute;mso-position-vertical:absolute;mso-position-horizontal-relative:page;mso-position-vertical-relative:page;mso-wrap:square;" filled="false" stroked="false" v-text-anchor="top">
             <v:fill on="false"/>
             <v:stroke on="false"/>
             <v:textbox style="mso-fit-shape-to-text:false" inset="0pt,0pt,0pt,0pt">
@@ -1209,7 +1183,6 @@
                 <w:p>
                   <w:pPr>
                     <w:spacing w:line="240" w:lineRule="auto" w:before="0" w:after="0" w:beforeLines="0" w:afterLines="0"/>
-                    <w:wordWrap w:val="0"/>
                     <w:ind w:left="0" w:right="0" w:firstLine="0"/>
                   </w:pPr>
                   <w:r>
@@ -1229,7 +1202,7 @@
       </w:r>
       <w:r>
         <w:pict>
-          <v:shape id="TextBox202" type="#_x0000_t202" style="position:absolute;left:364.295pt;top:324.018pt;width:13.385pt;height:12.375pt;z-index:10;mso-position-horizontal:absolute;mso-position-vertical:absolute;mso-position-horizontal-relative:page;mso-position-vertical-relative:page;mso-wrap-edited:f;mso-wrap:none;" filled="false" stroked="false" v-text-anchor="top">
+          <v:shape id="TextBox202" type="#_x0000_t202" style="position:absolute;left:364.295pt;top:324.018pt;width:16.870pt;height:15.840pt;z-index:10;mso-position-horizontal:absolute;mso-position-vertical:absolute;mso-position-horizontal-relative:page;mso-position-vertical-relative:page;mso-wrap:square;" filled="false" stroked="false" v-text-anchor="top">
             <v:fill on="false"/>
             <v:stroke on="false"/>
             <v:textbox style="mso-fit-shape-to-text:false" inset="0pt,0pt,0pt,0pt">
@@ -1237,7 +1210,6 @@
                 <w:p>
                   <w:pPr>
                     <w:spacing w:line="240" w:lineRule="auto" w:before="0" w:after="0" w:beforeLines="0" w:afterLines="0"/>
-                    <w:wordWrap w:val="0"/>
                     <w:ind w:left="0" w:right="0" w:firstLine="0"/>
                   </w:pPr>
                   <w:r>
@@ -1257,7 +1229,7 @@
       </w:r>
       <w:r>
         <w:pict>
-          <v:shape id="TextBox203" type="#_x0000_t202" style="position:absolute;left:382.301pt;top:324.018pt;width:13.385pt;height:12.375pt;z-index:10;mso-position-horizontal:absolute;mso-position-vertical:absolute;mso-position-horizontal-relative:page;mso-position-vertical-relative:page;mso-wrap-edited:f;mso-wrap:none;" filled="false" stroked="false" v-text-anchor="top">
+          <v:shape id="TextBox203" type="#_x0000_t202" style="position:absolute;left:382.301pt;top:324.018pt;width:16.870pt;height:15.840pt;z-index:10;mso-position-horizontal:absolute;mso-position-vertical:absolute;mso-position-horizontal-relative:page;mso-position-vertical-relative:page;mso-wrap:square;" filled="false" stroked="false" v-text-anchor="top">
             <v:fill on="false"/>
             <v:stroke on="false"/>
             <v:textbox style="mso-fit-shape-to-text:false" inset="0pt,0pt,0pt,0pt">
@@ -1265,7 +1237,6 @@
                 <w:p>
                   <w:pPr>
                     <w:spacing w:line="240" w:lineRule="auto" w:before="0" w:after="0" w:beforeLines="0" w:afterLines="0"/>
-                    <w:wordWrap w:val="0"/>
                     <w:ind w:left="0" w:right="0" w:firstLine="0"/>
                   </w:pPr>
                   <w:r>
@@ -1285,7 +1256,7 @@
       </w:r>
       <w:r>
         <w:pict>
-          <v:shape id="TextBox204" type="#_x0000_t202" style="position:absolute;left:400.308pt;top:324.018pt;width:13.385pt;height:12.375pt;z-index:10;mso-position-horizontal:absolute;mso-position-vertical:absolute;mso-position-horizontal-relative:page;mso-position-vertical-relative:page;mso-wrap-edited:f;mso-wrap:none;" filled="false" stroked="false" v-text-anchor="top">
+          <v:shape id="TextBox204" type="#_x0000_t202" style="position:absolute;left:400.308pt;top:324.018pt;width:16.870pt;height:15.840pt;z-index:10;mso-position-horizontal:absolute;mso-position-vertical:absolute;mso-position-horizontal-relative:page;mso-position-vertical-relative:page;mso-wrap:square;" filled="false" stroked="false" v-text-anchor="top">
             <v:fill on="false"/>
             <v:stroke on="false"/>
             <v:textbox style="mso-fit-shape-to-text:false" inset="0pt,0pt,0pt,0pt">
@@ -1293,7 +1264,6 @@
                 <w:p>
                   <w:pPr>
                     <w:spacing w:line="240" w:lineRule="auto" w:before="0" w:after="0" w:beforeLines="0" w:afterLines="0"/>
-                    <w:wordWrap w:val="0"/>
                     <w:ind w:left="0" w:right="0" w:firstLine="0"/>
                   </w:pPr>
                   <w:r>
@@ -1313,7 +1283,7 @@
       </w:r>
       <w:r>
         <w:pict>
-          <v:shape id="TextBox205" type="#_x0000_t202" style="position:absolute;left:418.314pt;top:324.018pt;width:13.385pt;height:12.375pt;z-index:10;mso-position-horizontal:absolute;mso-position-vertical:absolute;mso-position-horizontal-relative:page;mso-position-vertical-relative:page;mso-wrap-edited:f;mso-wrap:none;" filled="false" stroked="false" v-text-anchor="top">
+          <v:shape id="TextBox205" type="#_x0000_t202" style="position:absolute;left:418.314pt;top:324.018pt;width:16.870pt;height:15.840pt;z-index:10;mso-position-horizontal:absolute;mso-position-vertical:absolute;mso-position-horizontal-relative:page;mso-position-vertical-relative:page;mso-wrap:square;" filled="false" stroked="false" v-text-anchor="top">
             <v:fill on="false"/>
             <v:stroke on="false"/>
             <v:textbox style="mso-fit-shape-to-text:false" inset="0pt,0pt,0pt,0pt">
@@ -1321,7 +1291,6 @@
                 <w:p>
                   <w:pPr>
                     <w:spacing w:line="240" w:lineRule="auto" w:before="0" w:after="0" w:beforeLines="0" w:afterLines="0"/>
-                    <w:wordWrap w:val="0"/>
                     <w:ind w:left="0" w:right="0" w:firstLine="0"/>
                   </w:pPr>
                   <w:r>
@@ -1341,7 +1310,7 @@
       </w:r>
       <w:r>
         <w:pict>
-          <v:shape id="TextBox206" type="#_x0000_t202" style="position:absolute;left:440.179pt;top:334.601pt;width:8.262pt;height:12.375pt;z-index:10;mso-position-horizontal:absolute;mso-position-vertical:absolute;mso-position-horizontal-relative:page;mso-position-vertical-relative:page;mso-wrap-edited:f;mso-wrap:none;" filled="false" stroked="false" v-text-anchor="top">
+          <v:shape id="TextBox206" type="#_x0000_t202" style="position:absolute;left:440.179pt;top:334.601pt;width:11.079pt;height:15.840pt;z-index:10;mso-position-horizontal:absolute;mso-position-vertical:absolute;mso-position-horizontal-relative:page;mso-position-vertical-relative:page;mso-wrap:square;" filled="false" stroked="false" v-text-anchor="top">
             <v:fill on="false"/>
             <v:stroke on="false"/>
             <v:textbox style="mso-fit-shape-to-text:false" inset="0pt,0pt,0pt,0pt">
@@ -1349,7 +1318,6 @@
                 <w:p>
                   <w:pPr>
                     <w:spacing w:line="240" w:lineRule="auto" w:before="0" w:after="0" w:beforeLines="0" w:afterLines="0"/>
-                    <w:wordWrap w:val="0"/>
                     <w:ind w:left="0" w:right="0" w:firstLine="0"/>
                   </w:pPr>
                   <w:r>
@@ -1369,7 +1337,7 @@
       </w:r>
       <w:r>
         <w:pict>
-          <v:shape id="TextBox207" type="#_x0000_t202" style="position:absolute;left:153.149pt;top:338.129pt;width:308.826pt;height:12.375pt;z-index:10;mso-position-horizontal:absolute;mso-position-vertical:absolute;mso-position-horizontal-relative:page;mso-position-vertical-relative:page;mso-wrap-edited:f;mso-wrap:none;" filled="false" stroked="false" v-text-anchor="top">
+          <v:shape id="TextBox207" type="#_x0000_t202" style="position:absolute;left:153.149pt;top:338.129pt;width:570.280pt;height:15.840pt;z-index:10;mso-position-horizontal:absolute;mso-position-vertical:absolute;mso-position-horizontal-relative:page;mso-position-vertical-relative:page;mso-wrap:square;" filled="false" stroked="false" v-text-anchor="top">
             <v:fill on="false"/>
             <v:stroke on="false"/>
             <v:textbox style="mso-fit-shape-to-text:false" inset="0pt,0pt,0pt,0pt">
@@ -1378,7 +1346,6 @@
                   <w:pPr>
                     <w:spacing w:line="240" w:lineRule="auto" w:before="0" w:after="0" w:beforeLines="0" w:afterLines="0"/>
                     <w:jc w:val="center"/>
-                    <w:wordWrap w:val="0"/>
                     <w:ind w:left="0" w:right="0" w:firstLine="0"/>
                   </w:pPr>
                   <w:r>
@@ -1398,7 +1365,7 @@
       </w:r>
       <w:r>
         <w:pict>
-          <v:shape id="TextBox208" type="#_x0000_t202" style="position:absolute;left:153.149pt;top:351.535pt;width:81.695pt;height:12.375pt;z-index:10;mso-position-horizontal:absolute;mso-position-vertical:absolute;mso-position-horizontal-relative:page;mso-position-vertical-relative:page;mso-wrap-edited:f;mso-wrap:none;" filled="false" stroked="false" v-text-anchor="top">
+          <v:shape id="TextBox208" type="#_x0000_t202" style="position:absolute;left:153.149pt;top:351.535pt;width:94.090pt;height:15.840pt;z-index:10;mso-position-horizontal:absolute;mso-position-vertical:absolute;mso-position-horizontal-relative:page;mso-position-vertical-relative:page;mso-wrap:square;" filled="false" stroked="false" v-text-anchor="top">
             <v:fill on="false"/>
             <v:stroke on="false"/>
             <v:textbox style="mso-fit-shape-to-text:false" inset="0pt,0pt,0pt,0pt">
@@ -1406,7 +1373,6 @@
                 <w:p>
                   <w:pPr>
                     <w:spacing w:line="240" w:lineRule="auto" w:before="0" w:after="0" w:beforeLines="0" w:afterLines="0"/>
-                    <w:wordWrap w:val="0"/>
                     <w:ind w:left="0" w:right="0" w:firstLine="0"/>
                   </w:pPr>
                   <w:r>
@@ -1426,7 +1392,7 @@
       </w:r>
       <w:r>
         <w:pict>
-          <v:shape id="TextBox209" type="#_x0000_t202" style="position:absolute;left:100.872pt;top:381.168pt;width:42.417pt;height:12.375pt;z-index:10;mso-position-horizontal:absolute;mso-position-vertical:absolute;mso-position-horizontal-relative:page;mso-position-vertical-relative:page;mso-wrap-edited:f;mso-wrap:none;" filled="false" stroked="false" v-text-anchor="top">
+          <v:shape id="TextBox209" type="#_x0000_t202" style="position:absolute;left:100.872pt;top:381.168pt;width:55.480pt;height:15.840pt;z-index:10;mso-position-horizontal:absolute;mso-position-vertical:absolute;mso-position-horizontal-relative:page;mso-position-vertical-relative:page;mso-wrap:square;" filled="false" stroked="false" v-text-anchor="top">
             <v:fill on="false"/>
             <v:stroke on="false"/>
             <v:textbox style="mso-fit-shape-to-text:false" inset="0pt,0pt,0pt,0pt">
@@ -1434,7 +1400,6 @@
                 <w:p>
                   <w:pPr>
                     <w:spacing w:line="240" w:lineRule="auto" w:before="0" w:after="0" w:beforeLines="0" w:afterLines="0"/>
-                    <w:wordWrap w:val="0"/>
                     <w:ind w:left="0" w:right="0" w:firstLine="0"/>
                   </w:pPr>
                   <w:r>
@@ -1454,7 +1419,7 @@
       </w:r>
       <w:r>
         <w:pict>
-          <v:shape id="TextBox210" type="#_x0000_t202" style="position:absolute;left:153.149pt;top:391.752pt;width:13.385pt;height:12.375pt;z-index:10;mso-position-horizontal:absolute;mso-position-vertical:absolute;mso-position-horizontal-relative:page;mso-position-vertical-relative:page;mso-wrap-edited:f;mso-wrap:none;" filled="false" stroked="false" v-text-anchor="top">
+          <v:shape id="TextBox210" type="#_x0000_t202" style="position:absolute;left:153.149pt;top:391.752pt;width:16.870pt;height:15.840pt;z-index:10;mso-position-horizontal:absolute;mso-position-vertical:absolute;mso-position-horizontal-relative:page;mso-position-vertical-relative:page;mso-wrap:square;" filled="false" stroked="false" v-text-anchor="top">
             <v:fill on="false"/>
             <v:stroke on="false"/>
             <v:textbox style="mso-fit-shape-to-text:false" inset="0pt,0pt,0pt,0pt">
@@ -1462,7 +1427,6 @@
                 <w:p>
                   <w:pPr>
                     <w:spacing w:line="240" w:lineRule="auto" w:before="0" w:after="0" w:beforeLines="0" w:afterLines="0"/>
-                    <w:wordWrap w:val="0"/>
                     <w:ind w:left="0" w:right="0" w:firstLine="0"/>
                   </w:pPr>
                   <w:r>
@@ -1482,7 +1446,7 @@
       </w:r>
       <w:r>
         <w:pict>
-          <v:shape id="TextBox211" type="#_x0000_t202" style="position:absolute;left:177.711pt;top:391.752pt;width:8.262pt;height:12.375pt;z-index:10;mso-position-horizontal:absolute;mso-position-vertical:absolute;mso-position-horizontal-relative:page;mso-position-vertical-relative:page;mso-wrap-edited:f;mso-wrap:none;" filled="false" stroked="false" v-text-anchor="top">
+          <v:shape id="TextBox211" type="#_x0000_t202" style="position:absolute;left:177.711pt;top:391.752pt;width:11.156pt;height:15.840pt;z-index:10;mso-position-horizontal:absolute;mso-position-vertical:absolute;mso-position-horizontal-relative:page;mso-position-vertical-relative:page;mso-wrap:square;" filled="false" stroked="false" v-text-anchor="top">
             <v:fill on="false"/>
             <v:stroke on="false"/>
             <v:textbox style="mso-fit-shape-to-text:false" inset="0pt,0pt,0pt,0pt">
@@ -1490,7 +1454,6 @@
                 <w:p>
                   <w:pPr>
                     <w:spacing w:line="240" w:lineRule="auto" w:before="0" w:after="0" w:beforeLines="0" w:afterLines="0"/>
-                    <w:wordWrap w:val="0"/>
                     <w:ind w:left="0" w:right="0" w:firstLine="0"/>
                   </w:pPr>
                   <w:r>
@@ -1510,7 +1473,7 @@
       </w:r>
       <w:r>
         <w:pict>
-          <v:shape id="TextBox212" type="#_x0000_t202" style="position:absolute;left:197.327pt;top:391.752pt;width:13.385pt;height:12.375pt;z-index:10;mso-position-horizontal:absolute;mso-position-vertical:absolute;mso-position-horizontal-relative:page;mso-position-vertical-relative:page;mso-wrap-edited:f;mso-wrap:none;" filled="false" stroked="false" v-text-anchor="top">
+          <v:shape id="TextBox212" type="#_x0000_t202" style="position:absolute;left:197.327pt;top:391.752pt;width:16.870pt;height:15.840pt;z-index:10;mso-position-horizontal:absolute;mso-position-vertical:absolute;mso-position-horizontal-relative:page;mso-position-vertical-relative:page;mso-wrap:square;" filled="false" stroked="false" v-text-anchor="top">
             <v:fill on="false"/>
             <v:stroke on="false"/>
             <v:textbox style="mso-fit-shape-to-text:false" inset="0pt,0pt,0pt,0pt">
@@ -1518,7 +1481,6 @@
                 <w:p>
                   <w:pPr>
                     <w:spacing w:line="240" w:lineRule="auto" w:before="0" w:after="0" w:beforeLines="0" w:afterLines="0"/>
-                    <w:wordWrap w:val="0"/>
                     <w:ind w:left="0" w:right="0" w:firstLine="0"/>
                   </w:pPr>
                   <w:r>
@@ -1538,7 +1500,7 @@
       </w:r>
       <w:r>
         <w:pict>
-          <v:shape id="TextBox213" type="#_x0000_t202" style="position:absolute;left:221.881pt;top:391.752pt;width:13.385pt;height:12.375pt;z-index:10;mso-position-horizontal:absolute;mso-position-vertical:absolute;mso-position-horizontal-relative:page;mso-position-vertical-relative:page;mso-wrap-edited:f;mso-wrap:none;" filled="false" stroked="false" v-text-anchor="top">
+          <v:shape id="TextBox213" type="#_x0000_t202" style="position:absolute;left:221.881pt;top:391.752pt;width:16.870pt;height:15.840pt;z-index:10;mso-position-horizontal:absolute;mso-position-vertical:absolute;mso-position-horizontal-relative:page;mso-position-vertical-relative:page;mso-wrap:square;" filled="false" stroked="false" v-text-anchor="top">
             <v:fill on="false"/>
             <v:stroke on="false"/>
             <v:textbox style="mso-fit-shape-to-text:false" inset="0pt,0pt,0pt,0pt">
@@ -1546,7 +1508,6 @@
                 <w:p>
                   <w:pPr>
                     <w:spacing w:line="240" w:lineRule="auto" w:before="0" w:after="0" w:beforeLines="0" w:afterLines="0"/>
-                    <w:wordWrap w:val="0"/>
                     <w:ind w:left="0" w:right="0" w:firstLine="0"/>
                   </w:pPr>
                   <w:r>
@@ -1566,7 +1527,7 @@
       </w:r>
       <w:r>
         <w:pict>
-          <v:shape id="TextBox214" type="#_x0000_t202" style="position:absolute;left:246.435pt;top:391.752pt;width:11.878pt;height:12.375pt;z-index:10;mso-position-horizontal:absolute;mso-position-vertical:absolute;mso-position-horizontal-relative:page;mso-position-vertical-relative:page;mso-wrap-edited:f;mso-wrap:none;" filled="false" stroked="false" v-text-anchor="top">
+          <v:shape id="TextBox214" type="#_x0000_t202" style="position:absolute;left:246.435pt;top:391.752pt;width:13.878pt;height:15.840pt;z-index:10;mso-position-horizontal:absolute;mso-position-vertical:absolute;mso-position-horizontal-relative:page;mso-position-vertical-relative:page;mso-wrap:square;" filled="false" stroked="false" v-text-anchor="top">
             <v:fill on="false"/>
             <v:stroke on="false"/>
             <v:textbox style="mso-fit-shape-to-text:false" inset="0pt,0pt,0pt,0pt">
@@ -1574,7 +1535,6 @@
                 <w:p>
                   <w:pPr>
                     <w:spacing w:line="240" w:lineRule="auto" w:before="0" w:after="0" w:beforeLines="0" w:afterLines="0"/>
-                    <w:wordWrap w:val="0"/>
                     <w:ind w:left="0" w:right="0" w:firstLine="0"/>
                   </w:pPr>
                   <w:r>
@@ -1594,7 +1554,7 @@
       </w:r>
       <w:r>
         <w:pict>
-          <v:shape id="TextBox215" type="#_x0000_t202" style="position:absolute;left:270.989pt;top:391.752pt;width:13.385pt;height:12.375pt;z-index:10;mso-position-horizontal:absolute;mso-position-vertical:absolute;mso-position-horizontal-relative:page;mso-position-vertical-relative:page;mso-wrap-edited:f;mso-wrap:none;" filled="false" stroked="false" v-text-anchor="top">
+          <v:shape id="TextBox215" type="#_x0000_t202" style="position:absolute;left:270.989pt;top:391.752pt;width:16.870pt;height:15.840pt;z-index:10;mso-position-horizontal:absolute;mso-position-vertical:absolute;mso-position-horizontal-relative:page;mso-position-vertical-relative:page;mso-wrap:square;" filled="false" stroked="false" v-text-anchor="top">
             <v:fill on="false"/>
             <v:stroke on="false"/>
             <v:textbox style="mso-fit-shape-to-text:false" inset="0pt,0pt,0pt,0pt">
@@ -1603,7 +1563,6 @@
                   <w:pPr>
                     <w:spacing w:line="240" w:lineRule="auto" w:before="0" w:after="0" w:beforeLines="0" w:afterLines="0"/>
                     <w:jc w:val="center"/>
-                    <w:wordWrap w:val="0"/>
                     <w:ind w:left="0" w:right="0" w:firstLine="0"/>
                   </w:pPr>
                   <w:r>
@@ -1623,7 +1582,7 @@
       </w:r>
       <w:r>
         <w:pict>
-          <v:shape id="TextBox216" type="#_x0000_t202" style="position:absolute;left:295.544pt;top:391.752pt;width:13.385pt;height:12.375pt;z-index:10;mso-position-horizontal:absolute;mso-position-vertical:absolute;mso-position-horizontal-relative:page;mso-position-vertical-relative:page;mso-wrap-edited:f;mso-wrap:none;" filled="false" stroked="false" v-text-anchor="top">
+          <v:shape id="TextBox216" type="#_x0000_t202" style="position:absolute;left:295.544pt;top:391.752pt;width:16.870pt;height:15.840pt;z-index:10;mso-position-horizontal:absolute;mso-position-vertical:absolute;mso-position-horizontal-relative:page;mso-position-vertical-relative:page;mso-wrap:square;" filled="false" stroked="false" v-text-anchor="top">
             <v:fill on="false"/>
             <v:stroke on="false"/>
             <v:textbox style="mso-fit-shape-to-text:false" inset="0pt,0pt,0pt,0pt">
@@ -1632,7 +1591,6 @@
                   <w:pPr>
                     <w:spacing w:line="240" w:lineRule="auto" w:before="0" w:after="0" w:beforeLines="0" w:afterLines="0"/>
                     <w:jc w:val="center"/>
-                    <w:wordWrap w:val="0"/>
                     <w:ind w:left="0" w:right="0" w:firstLine="0"/>
                   </w:pPr>
                   <w:r>
@@ -1652,7 +1610,7 @@
       </w:r>
       <w:r>
         <w:pict>
-          <v:shape id="TextBox217" type="#_x0000_t202" style="position:absolute;left:320.098pt;top:391.752pt;width:13.385pt;height:12.375pt;z-index:10;mso-position-horizontal:absolute;mso-position-vertical:absolute;mso-position-horizontal-relative:page;mso-position-vertical-relative:page;mso-wrap-edited:f;mso-wrap:none;" filled="false" stroked="false" v-text-anchor="top">
+          <v:shape id="TextBox217" type="#_x0000_t202" style="position:absolute;left:320.098pt;top:391.752pt;width:16.870pt;height:15.840pt;z-index:10;mso-position-horizontal:absolute;mso-position-vertical:absolute;mso-position-horizontal-relative:page;mso-position-vertical-relative:page;mso-wrap:square;" filled="false" stroked="false" v-text-anchor="top">
             <v:fill on="false"/>
             <v:stroke on="false"/>
             <v:textbox style="mso-fit-shape-to-text:false" inset="0pt,0pt,0pt,0pt">
@@ -1661,7 +1619,6 @@
                   <w:pPr>
                     <w:spacing w:line="240" w:lineRule="auto" w:before="0" w:after="0" w:beforeLines="0" w:afterLines="0"/>
                     <w:jc w:val="center"/>
-                    <w:wordWrap w:val="0"/>
                     <w:ind w:left="0" w:right="0" w:firstLine="0"/>
                   </w:pPr>
                   <w:r>
@@ -1681,7 +1638,7 @@
       </w:r>
       <w:r>
         <w:pict>
-          <v:shape id="TextBox218" type="#_x0000_t202" style="position:absolute;left:344.652pt;top:391.752pt;width:13.385pt;height:12.375pt;z-index:10;mso-position-horizontal:absolute;mso-position-vertical:absolute;mso-position-horizontal-relative:page;mso-position-vertical-relative:page;mso-wrap-edited:f;mso-wrap:none;" filled="false" stroked="false" v-text-anchor="top">
+          <v:shape id="TextBox218" type="#_x0000_t202" style="position:absolute;left:344.652pt;top:391.752pt;width:16.870pt;height:15.840pt;z-index:10;mso-position-horizontal:absolute;mso-position-vertical:absolute;mso-position-horizontal-relative:page;mso-position-vertical-relative:page;mso-wrap:square;" filled="false" stroked="false" v-text-anchor="top">
             <v:fill on="false"/>
             <v:stroke on="false"/>
             <v:textbox style="mso-fit-shape-to-text:false" inset="0pt,0pt,0pt,0pt">
@@ -1689,7 +1646,6 @@
                 <w:p>
                   <w:pPr>
                     <w:spacing w:line="240" w:lineRule="auto" w:before="0" w:after="0" w:beforeLines="0" w:afterLines="0"/>
-                    <w:wordWrap w:val="0"/>
                     <w:ind w:left="0" w:right="0" w:firstLine="0"/>
                   </w:pPr>
                   <w:r>
@@ -1709,7 +1665,7 @@
       </w:r>
       <w:r>
         <w:pict>
-          <v:shape id="TextBox219" type="#_x0000_t202" style="position:absolute;left:369.206pt;top:391.752pt;width:11.878pt;height:12.375pt;z-index:10;mso-position-horizontal:absolute;mso-position-vertical:absolute;mso-position-horizontal-relative:page;mso-position-vertical-relative:page;mso-wrap-edited:f;mso-wrap:none;" filled="false" stroked="false" v-text-anchor="top">
+          <v:shape id="TextBox219" type="#_x0000_t202" style="position:absolute;left:369.206pt;top:391.752pt;width:13.878pt;height:15.840pt;z-index:10;mso-position-horizontal:absolute;mso-position-vertical:absolute;mso-position-horizontal-relative:page;mso-position-vertical-relative:page;mso-wrap:square;" filled="false" stroked="false" v-text-anchor="top">
             <v:fill on="false"/>
             <v:stroke on="false"/>
             <v:textbox style="mso-fit-shape-to-text:false" inset="0pt,0pt,0pt,0pt">
@@ -1717,7 +1673,6 @@
                 <w:p>
                   <w:pPr>
                     <w:spacing w:line="240" w:lineRule="auto" w:before="0" w:after="0" w:beforeLines="0" w:afterLines="0"/>
-                    <w:wordWrap w:val="0"/>
                     <w:ind w:left="0" w:right="0" w:firstLine="0"/>
                   </w:pPr>
                   <w:r>
@@ -1737,7 +1692,7 @@
       </w:r>
       <w:r>
         <w:pict>
-          <v:shape id="TextBox220" type="#_x0000_t202" style="position:absolute;left:393.761pt;top:391.752pt;width:13.385pt;height:12.375pt;z-index:10;mso-position-horizontal:absolute;mso-position-vertical:absolute;mso-position-horizontal-relative:page;mso-position-vertical-relative:page;mso-wrap-edited:f;mso-wrap:none;" filled="false" stroked="false" v-text-anchor="top">
+          <v:shape id="TextBox220" type="#_x0000_t202" style="position:absolute;left:393.761pt;top:391.752pt;width:16.870pt;height:15.840pt;z-index:10;mso-position-horizontal:absolute;mso-position-vertical:absolute;mso-position-horizontal-relative:page;mso-position-vertical-relative:page;mso-wrap:square;" filled="false" stroked="false" v-text-anchor="top">
             <v:fill on="false"/>
             <v:stroke on="false"/>
             <v:textbox style="mso-fit-shape-to-text:false" inset="0pt,0pt,0pt,0pt">
@@ -1745,7 +1700,6 @@
                 <w:p>
                   <w:pPr>
                     <w:spacing w:line="240" w:lineRule="auto" w:before="0" w:after="0" w:beforeLines="0" w:afterLines="0"/>
-                    <w:wordWrap w:val="0"/>
                     <w:ind w:left="0" w:right="0" w:firstLine="0"/>
                   </w:pPr>
                   <w:r>
@@ -1765,7 +1719,7 @@
       </w:r>
       <w:r>
         <w:pict>
-          <v:shape id="TextBox221" type="#_x0000_t202" style="position:absolute;left:418.315pt;top:391.752pt;width:13.385pt;height:12.375pt;z-index:10;mso-position-horizontal:absolute;mso-position-vertical:absolute;mso-position-horizontal-relative:page;mso-position-vertical-relative:page;mso-wrap-edited:f;mso-wrap:none;" filled="false" stroked="false" v-text-anchor="top">
+          <v:shape id="TextBox221" type="#_x0000_t202" style="position:absolute;left:418.315pt;top:391.752pt;width:16.870pt;height:15.840pt;z-index:10;mso-position-horizontal:absolute;mso-position-vertical:absolute;mso-position-horizontal-relative:page;mso-position-vertical-relative:page;mso-wrap:square;" filled="false" stroked="false" v-text-anchor="top">
             <v:fill on="false"/>
             <v:stroke on="false"/>
             <v:textbox style="mso-fit-shape-to-text:false" inset="0pt,0pt,0pt,0pt">
@@ -1773,7 +1727,6 @@
                 <w:p>
                   <w:pPr>
                     <w:spacing w:line="240" w:lineRule="auto" w:before="0" w:after="0" w:beforeLines="0" w:afterLines="0"/>
-                    <w:wordWrap w:val="0"/>
                     <w:ind w:left="0" w:right="0" w:firstLine="0"/>
                   </w:pPr>
                   <w:r>
@@ -1793,7 +1746,7 @@
       </w:r>
       <w:r>
         <w:pict>
-          <v:shape id="TextBox222" type="#_x0000_t202" style="position:absolute;left:100.872pt;top:395.279pt;width:42.417pt;height:12.375pt;z-index:10;mso-position-horizontal:absolute;mso-position-vertical:absolute;mso-position-horizontal-relative:page;mso-position-vertical-relative:page;mso-wrap-edited:f;mso-wrap:none;" filled="false" stroked="false" v-text-anchor="top">
+          <v:shape id="TextBox222" type="#_x0000_t202" style="position:absolute;left:100.872pt;top:395.279pt;width:55.480pt;height:15.840pt;z-index:10;mso-position-horizontal:absolute;mso-position-vertical:absolute;mso-position-horizontal-relative:page;mso-position-vertical-relative:page;mso-wrap:square;" filled="false" stroked="false" v-text-anchor="top">
             <v:fill on="false"/>
             <v:stroke on="false"/>
             <v:textbox style="mso-fit-shape-to-text:false" inset="0pt,0pt,0pt,0pt">
@@ -1801,7 +1754,6 @@
                 <w:p>
                   <w:pPr>
                     <w:spacing w:line="240" w:lineRule="auto" w:before="0" w:after="0" w:beforeLines="0" w:afterLines="0"/>
-                    <w:wordWrap w:val="0"/>
                     <w:ind w:left="0" w:right="0" w:firstLine="0"/>
                   </w:pPr>
                   <w:r>
@@ -1821,7 +1773,7 @@
       </w:r>
       <w:r>
         <w:pict>
-          <v:shape id="TextBox223" type="#_x0000_t202" style="position:absolute;left:440.179pt;top:401.629pt;width:8.262pt;height:12.375pt;z-index:10;mso-position-horizontal:absolute;mso-position-vertical:absolute;mso-position-horizontal-relative:page;mso-position-vertical-relative:page;mso-wrap-edited:f;mso-wrap:none;" filled="false" stroked="false" v-text-anchor="top">
+          <v:shape id="TextBox223" type="#_x0000_t202" style="position:absolute;left:440.179pt;top:401.629pt;width:11.079pt;height:15.840pt;z-index:10;mso-position-horizontal:absolute;mso-position-vertical:absolute;mso-position-horizontal-relative:page;mso-position-vertical-relative:page;mso-wrap:square;" filled="false" stroked="false" v-text-anchor="top">
             <v:fill on="false"/>
             <v:stroke on="false"/>
             <v:textbox style="mso-fit-shape-to-text:false" inset="0pt,0pt,0pt,0pt">
@@ -1829,7 +1781,6 @@
                 <w:p>
                   <w:pPr>
                     <w:spacing w:line="240" w:lineRule="auto" w:before="0" w:after="0" w:beforeLines="0" w:afterLines="0"/>
-                    <w:wordWrap w:val="0"/>
                     <w:ind w:left="0" w:right="0" w:firstLine="0"/>
                   </w:pPr>
                   <w:r>
@@ -1849,7 +1800,7 @@
       </w:r>
       <w:r>
         <w:pict>
-          <v:shape id="TextBox224" type="#_x0000_t202" style="position:absolute;left:153.149pt;top:405.157pt;width:315.657pt;height:12.375pt;z-index:10;mso-position-horizontal:absolute;mso-position-vertical:absolute;mso-position-horizontal-relative:page;mso-position-vertical-relative:page;mso-wrap-edited:f;mso-wrap:none;" filled="false" stroked="false" v-text-anchor="top">
+          <v:shape id="TextBox224" type="#_x0000_t202" style="position:absolute;left:153.149pt;top:405.157pt;width:557.410pt;height:15.840pt;z-index:10;mso-position-horizontal:absolute;mso-position-vertical:absolute;mso-position-horizontal-relative:page;mso-position-vertical-relative:page;mso-wrap:square;" filled="false" stroked="false" v-text-anchor="top">
             <v:fill on="false"/>
             <v:stroke on="false"/>
             <v:textbox style="mso-fit-shape-to-text:false" inset="0pt,0pt,0pt,0pt">
@@ -1858,7 +1809,6 @@
                   <w:pPr>
                     <w:spacing w:line="240" w:lineRule="auto" w:before="0" w:after="0" w:beforeLines="0" w:afterLines="0"/>
                     <w:jc w:val="center"/>
-                    <w:wordWrap w:val="0"/>
                     <w:ind w:left="0" w:right="0" w:firstLine="0"/>
                   </w:pPr>
                   <w:r>
@@ -1878,7 +1828,7 @@
       </w:r>
       <w:r>
         <w:pict>
-          <v:shape id="TextBox225" type="#_x0000_t202" style="position:absolute;left:103.341pt;top:408.685pt;width:39.001pt;height:12.375pt;z-index:10;mso-position-horizontal:absolute;mso-position-vertical:absolute;mso-position-horizontal-relative:page;mso-position-vertical-relative:page;mso-wrap-edited:f;mso-wrap:none;" filled="false" stroked="false" v-text-anchor="top">
+          <v:shape id="TextBox225" type="#_x0000_t202" style="position:absolute;left:103.341pt;top:408.685pt;width:81.220pt;height:15.840pt;z-index:10;mso-position-horizontal:absolute;mso-position-vertical:absolute;mso-position-horizontal-relative:page;mso-position-vertical-relative:page;mso-wrap:square;" filled="false" stroked="false" v-text-anchor="top">
             <v:fill on="false"/>
             <v:stroke on="false"/>
             <v:textbox style="mso-fit-shape-to-text:false" inset="0pt,0pt,0pt,0pt">
@@ -1886,7 +1836,6 @@
                 <w:p>
                   <w:pPr>
                     <w:spacing w:line="240" w:lineRule="auto" w:before="0" w:after="0" w:beforeLines="0" w:afterLines="0"/>
-                    <w:wordWrap w:val="0"/>
                     <w:ind w:left="0" w:right="0" w:firstLine="0"/>
                   </w:pPr>
                   <w:r>
@@ -1906,7 +1855,7 @@
       </w:r>
       <w:r>
         <w:pict>
-          <v:shape id="TextBox226" type="#_x0000_t202" style="position:absolute;left:153.149pt;top:419.268pt;width:36.155pt;height:12.375pt;z-index:10;mso-position-horizontal:absolute;mso-position-vertical:absolute;mso-position-horizontal-relative:page;mso-position-vertical-relative:page;mso-wrap-edited:f;mso-wrap:none;" filled="false" stroked="false" v-text-anchor="top">
+          <v:shape id="TextBox226" type="#_x0000_t202" style="position:absolute;left:153.149pt;top:419.268pt;width:42.610pt;height:15.840pt;z-index:10;mso-position-horizontal:absolute;mso-position-vertical:absolute;mso-position-horizontal-relative:page;mso-position-vertical-relative:page;mso-wrap:square;" filled="false" stroked="false" v-text-anchor="top">
             <v:fill on="false"/>
             <v:stroke on="false"/>
             <v:textbox style="mso-fit-shape-to-text:false" inset="0pt,0pt,0pt,0pt">
@@ -1914,7 +1863,6 @@
                 <w:p>
                   <w:pPr>
                     <w:spacing w:line="240" w:lineRule="auto" w:before="0" w:after="0" w:beforeLines="0" w:afterLines="0"/>
-                    <w:wordWrap w:val="0"/>
                     <w:ind w:left="0" w:right="0" w:firstLine="0"/>
                   </w:pPr>
                   <w:r>
@@ -1934,7 +1882,7 @@
       </w:r>
       <w:r>
         <w:pict>
-          <v:shape id="TextBox227" type="#_x0000_t202" style="position:absolute;left:153.149pt;top:458.780pt;width:315.657pt;height:12.375pt;z-index:10;mso-position-horizontal:absolute;mso-position-vertical:absolute;mso-position-horizontal-relative:page;mso-position-vertical-relative:page;mso-wrap-edited:f;mso-wrap:none;" filled="false" stroked="false" v-text-anchor="top">
+          <v:shape id="TextBox227" type="#_x0000_t202" style="position:absolute;left:153.149pt;top:458.780pt;width:364.360pt;height:15.840pt;z-index:10;mso-position-horizontal:absolute;mso-position-vertical:absolute;mso-position-horizontal-relative:page;mso-position-vertical-relative:page;mso-wrap:square;" filled="false" stroked="false" v-text-anchor="top">
             <v:fill on="false"/>
             <v:stroke on="false"/>
             <v:textbox style="mso-fit-shape-to-text:false" inset="0pt,0pt,0pt,0pt">
@@ -1943,7 +1891,6 @@
                   <w:pPr>
                     <w:spacing w:line="240" w:lineRule="auto" w:before="0" w:after="0" w:beforeLines="0" w:afterLines="0"/>
                     <w:jc w:val="center"/>
-                    <w:wordWrap w:val="0"/>
                     <w:ind w:left="0" w:right="0" w:firstLine="0"/>
                   </w:pPr>
                   <w:r>
@@ -1963,7 +1910,7 @@
       </w:r>
       <w:r>
         <w:pict>
-          <v:shape id="TextBox228" type="#_x0000_t202" style="position:absolute;left:440.179pt;top:462.307pt;width:8.262pt;height:12.375pt;z-index:10;mso-position-horizontal:absolute;mso-position-vertical:absolute;mso-position-horizontal-relative:page;mso-position-vertical-relative:page;mso-wrap-edited:f;mso-wrap:none;" filled="false" stroked="false" v-text-anchor="top">
+          <v:shape id="TextBox228" type="#_x0000_t202" style="position:absolute;left:440.179pt;top:462.307pt;width:11.079pt;height:15.840pt;z-index:10;mso-position-horizontal:absolute;mso-position-vertical:absolute;mso-position-horizontal-relative:page;mso-position-vertical-relative:page;mso-wrap:square;" filled="false" stroked="false" v-text-anchor="top">
             <v:fill on="false"/>
             <v:stroke on="false"/>
             <v:textbox style="mso-fit-shape-to-text:false" inset="0pt,0pt,0pt,0pt">
@@ -1971,7 +1918,6 @@
                 <w:p>
                   <w:pPr>
                     <w:spacing w:line="240" w:lineRule="auto" w:before="0" w:after="0" w:beforeLines="0" w:afterLines="0"/>
-                    <w:wordWrap w:val="0"/>
                     <w:ind w:left="0" w:right="0" w:firstLine="0"/>
                   </w:pPr>
                   <w:r>
@@ -1991,7 +1937,7 @@
       </w:r>
       <w:r>
         <w:pict>
-          <v:shape id="TextBox229" type="#_x0000_t202" style="position:absolute;left:153.149pt;top:472.891pt;width:70.310pt;height:12.375pt;z-index:10;mso-position-horizontal:absolute;mso-position-vertical:absolute;mso-position-horizontal-relative:page;mso-position-vertical-relative:page;mso-wrap-edited:f;mso-wrap:none;" filled="false" stroked="false" v-text-anchor="top">
+          <v:shape id="TextBox229" type="#_x0000_t202" style="position:absolute;left:153.149pt;top:472.891pt;width:81.220pt;height:15.840pt;z-index:10;mso-position-horizontal:absolute;mso-position-vertical:absolute;mso-position-horizontal-relative:page;mso-position-vertical-relative:page;mso-wrap:square;" filled="false" stroked="false" v-text-anchor="top">
             <v:fill on="false"/>
             <v:stroke on="false"/>
             <v:textbox style="mso-fit-shape-to-text:false" inset="0pt,0pt,0pt,0pt">
@@ -1999,7 +1945,6 @@
                 <w:p>
                   <w:pPr>
                     <w:spacing w:line="240" w:lineRule="auto" w:before="0" w:after="0" w:beforeLines="0" w:afterLines="0"/>
-                    <w:wordWrap w:val="0"/>
                     <w:ind w:left="0" w:right="0" w:firstLine="0"/>
                   </w:pPr>
                   <w:r>
@@ -2019,7 +1964,7 @@
       </w:r>
       <w:r>
         <w:pict>
-          <v:shape id="TextBox230" type="#_x0000_t202" style="position:absolute;left:153.149pt;top:513.107pt;width:315.657pt;height:12.375pt;z-index:10;mso-position-horizontal:absolute;mso-position-vertical:absolute;mso-position-horizontal-relative:page;mso-position-vertical-relative:page;mso-wrap-edited:f;mso-wrap:none;" filled="false" stroked="false" v-text-anchor="top">
+          <v:shape id="TextBox230" type="#_x0000_t202" style="position:absolute;left:153.149pt;top:513.107pt;width:377.230pt;height:15.840pt;z-index:10;mso-position-horizontal:absolute;mso-position-vertical:absolute;mso-position-horizontal-relative:page;mso-position-vertical-relative:page;mso-wrap:square;" filled="false" stroked="false" v-text-anchor="top">
             <v:fill on="false"/>
             <v:stroke on="false"/>
             <v:textbox style="mso-fit-shape-to-text:false" inset="0pt,0pt,0pt,0pt">
@@ -2028,7 +1973,6 @@
                   <w:pPr>
                     <w:spacing w:line="240" w:lineRule="auto" w:before="0" w:after="0" w:beforeLines="0" w:afterLines="0"/>
                     <w:jc w:val="center"/>
-                    <w:wordWrap w:val="0"/>
                     <w:ind w:left="0" w:right="0" w:firstLine="0"/>
                   </w:pPr>
                   <w:r>
@@ -2048,7 +1992,7 @@
       </w:r>
       <w:r>
         <w:pict>
-          <v:shape id="TextBox231" type="#_x0000_t202" style="position:absolute;left:458.876pt;top:516.635pt;width:36.572pt;height:12.375pt;z-index:10;mso-position-horizontal:absolute;mso-position-vertical:absolute;mso-position-horizontal-relative:page;mso-position-vertical-relative:page;mso-wrap-edited:f;mso-wrap:none;" filled="false" stroked="false" v-text-anchor="top">
+          <v:shape id="TextBox231" type="#_x0000_t202" style="position:absolute;left:458.876pt;top:516.635pt;width:38.572pt;height:15.840pt;z-index:10;mso-position-horizontal:absolute;mso-position-vertical:absolute;mso-position-horizontal-relative:page;mso-position-vertical-relative:page;mso-wrap:square;" filled="false" stroked="false" v-text-anchor="top">
             <v:fill on="false"/>
             <v:stroke on="false"/>
             <v:textbox style="mso-fit-shape-to-text:false" inset="0pt,0pt,0pt,0pt">
@@ -2056,7 +2000,6 @@
                 <w:p>
                   <w:pPr>
                     <w:spacing w:line="240" w:lineRule="auto" w:before="0" w:after="0" w:beforeLines="0" w:afterLines="0"/>
-                    <w:wordWrap w:val="0"/>
                     <w:ind w:left="0" w:right="0" w:firstLine="0"/>
                   </w:pPr>
                   <w:r>
@@ -2076,7 +2019,7 @@
       </w:r>
       <w:r>
         <w:pict>
-          <v:shape id="TextBox232" type="#_x0000_t202" style="position:absolute;left:153.149pt;top:526.513pt;width:62.340pt;height:12.375pt;z-index:10;mso-position-horizontal:absolute;mso-position-vertical:absolute;mso-position-horizontal-relative:page;mso-position-vertical-relative:page;mso-wrap-edited:f;mso-wrap:none;" filled="false" stroked="false" v-text-anchor="top">
+          <v:shape id="TextBox232" type="#_x0000_t202" style="position:absolute;left:153.149pt;top:526.513pt;width:81.220pt;height:15.840pt;z-index:10;mso-position-horizontal:absolute;mso-position-vertical:absolute;mso-position-horizontal-relative:page;mso-position-vertical-relative:page;mso-wrap:square;" filled="false" stroked="false" v-text-anchor="top">
             <v:fill on="false"/>
             <v:stroke on="false"/>
             <v:textbox style="mso-fit-shape-to-text:false" inset="0pt,0pt,0pt,0pt">
@@ -2084,7 +2027,6 @@
                 <w:p>
                   <w:pPr>
                     <w:spacing w:line="240" w:lineRule="auto" w:before="0" w:after="0" w:beforeLines="0" w:afterLines="0"/>
-                    <w:wordWrap w:val="0"/>
                     <w:ind w:left="0" w:right="0" w:firstLine="0"/>
                   </w:pPr>
                   <w:r>
@@ -2104,7 +2046,7 @@
       </w:r>
       <w:r>
         <w:pict>
-          <v:shape id="TextBox233" type="#_x0000_t202" style="position:absolute;left:153.149pt;top:566.730pt;width:270.117pt;height:12.375pt;z-index:10;mso-position-horizontal:absolute;mso-position-vertical:absolute;mso-position-horizontal-relative:page;mso-position-vertical-relative:page;mso-wrap-edited:f;mso-wrap:none;" filled="false" stroked="false" v-text-anchor="top">
+          <v:shape id="TextBox233" type="#_x0000_t202" style="position:absolute;left:153.149pt;top:566.730pt;width:312.880pt;height:15.840pt;z-index:10;mso-position-horizontal:absolute;mso-position-vertical:absolute;mso-position-horizontal-relative:page;mso-position-vertical-relative:page;mso-wrap:square;" filled="false" stroked="false" v-text-anchor="top">
             <v:fill on="false"/>
             <v:stroke on="false"/>
             <v:textbox style="mso-fit-shape-to-text:false" inset="0pt,0pt,0pt,0pt">
@@ -2112,7 +2054,6 @@
                 <w:p>
                   <w:pPr>
                     <w:spacing w:line="240" w:lineRule="auto" w:before="0" w:after="0" w:beforeLines="0" w:afterLines="0"/>
-                    <w:wordWrap w:val="0"/>
                     <w:ind w:left="0" w:right="0" w:firstLine="0"/>
                   </w:pPr>
                   <w:r>
@@ -2132,7 +2073,7 @@
       </w:r>
       <w:r>
         <w:pict>
-          <v:shape id="TextBox234" type="#_x0000_t202" style="position:absolute;left:473.693pt;top:566.730pt;width:8.262pt;height:12.375pt;z-index:10;mso-position-horizontal:absolute;mso-position-vertical:absolute;mso-position-horizontal-relative:page;mso-position-vertical-relative:page;mso-wrap-edited:f;mso-wrap:none;" filled="false" stroked="false" v-text-anchor="top">
+          <v:shape id="TextBox234" type="#_x0000_t202" style="position:absolute;left:473.693pt;top:566.730pt;width:11.079pt;height:15.840pt;z-index:10;mso-position-horizontal:absolute;mso-position-vertical:absolute;mso-position-horizontal-relative:page;mso-position-vertical-relative:page;mso-wrap:square;" filled="false" stroked="false" v-text-anchor="top">
             <v:fill on="false"/>
             <v:stroke on="false"/>
             <v:textbox style="mso-fit-shape-to-text:false" inset="0pt,0pt,0pt,0pt">
@@ -2140,7 +2081,6 @@
                 <w:p>
                   <w:pPr>
                     <w:spacing w:line="240" w:lineRule="auto" w:before="0" w:after="0" w:beforeLines="0" w:afterLines="0"/>
-                    <w:wordWrap w:val="0"/>
                     <w:ind w:left="0" w:right="0" w:firstLine="0"/>
                   </w:pPr>
                   <w:r>
@@ -2160,7 +2100,7 @@
       </w:r>
       <w:r>
         <w:pict>
-          <v:shape id="TextBox235" type="#_x0000_t202" style="position:absolute;left:153.149pt;top:613.297pt;width:36.572pt;height:12.375pt;z-index:10;mso-position-horizontal:absolute;mso-position-vertical:absolute;mso-position-horizontal-relative:page;mso-position-vertical-relative:page;mso-wrap-edited:f;mso-wrap:none;" filled="false" stroked="false" v-text-anchor="top">
+          <v:shape id="TextBox235" type="#_x0000_t202" style="position:absolute;left:153.149pt;top:613.297pt;width:38.572pt;height:15.840pt;z-index:10;mso-position-horizontal:absolute;mso-position-vertical:absolute;mso-position-horizontal-relative:page;mso-position-vertical-relative:page;mso-wrap:square;" filled="false" stroked="false" v-text-anchor="top">
             <v:fill on="false"/>
             <v:stroke on="false"/>
             <v:textbox style="mso-fit-shape-to-text:false" inset="0pt,0pt,0pt,0pt">
@@ -2168,7 +2108,6 @@
                 <w:p>
                   <w:pPr>
                     <w:spacing w:line="240" w:lineRule="auto" w:before="0" w:after="0" w:beforeLines="0" w:afterLines="0"/>
-                    <w:wordWrap w:val="0"/>
                     <w:ind w:left="0" w:right="0" w:firstLine="0"/>
                   </w:pPr>
                   <w:r>
@@ -2188,7 +2127,7 @@
       </w:r>
       <w:r>
         <w:pict>
-          <v:shape id="TextBox236" type="#_x0000_t202" style="position:absolute;left:473.693pt;top:613.297pt;width:8.262pt;height:12.375pt;z-index:10;mso-position-horizontal:absolute;mso-position-vertical:absolute;mso-position-horizontal-relative:page;mso-position-vertical-relative:page;mso-wrap-edited:f;mso-wrap:none;" filled="false" stroked="false" v-text-anchor="top">
+          <v:shape id="TextBox236" type="#_x0000_t202" style="position:absolute;left:473.693pt;top:613.297pt;width:11.079pt;height:15.840pt;z-index:10;mso-position-horizontal:absolute;mso-position-vertical:absolute;mso-position-horizontal-relative:page;mso-position-vertical-relative:page;mso-wrap:square;" filled="false" stroked="false" v-text-anchor="top">
             <v:fill on="false"/>
             <v:stroke on="false"/>
             <v:textbox style="mso-fit-shape-to-text:false" inset="0pt,0pt,0pt,0pt">
@@ -2196,7 +2135,6 @@
                 <w:p>
                   <w:pPr>
                     <w:spacing w:line="240" w:lineRule="auto" w:before="0" w:after="0" w:beforeLines="0" w:afterLines="0"/>
-                    <w:wordWrap w:val="0"/>
                     <w:ind w:left="0" w:right="0" w:firstLine="0"/>
                   </w:pPr>
                   <w:r>
@@ -2216,7 +2154,7 @@
       </w:r>
       <w:r>
         <w:pict>
-          <v:shape id="TextBox237" type="#_x0000_t202" style="position:absolute;left:93.750pt;top:648.644pt;width:460.344pt;height:13.250pt;z-index:10;mso-position-horizontal:absolute;mso-position-vertical:absolute;mso-position-horizontal-relative:page;mso-position-vertical-relative:page;mso-wrap-edited:f;mso-wrap:none;" filled="false" stroked="false" v-text-anchor="top">
+          <v:shape id="TextBox237" type="#_x0000_t202" style="position:absolute;left:93.750pt;top:648.644pt;width:610.320pt;height:16.960pt;z-index:10;mso-position-horizontal:absolute;mso-position-vertical:absolute;mso-position-horizontal-relative:page;mso-position-vertical-relative:page;mso-wrap:square;" filled="false" stroked="false" v-text-anchor="top">
             <v:fill on="false"/>
             <v:stroke on="false"/>
             <v:textbox style="mso-fit-shape-to-text:false" inset="0pt,0pt,0pt,0pt">
@@ -2225,7 +2163,6 @@
                   <w:pPr>
                     <w:spacing w:line="240" w:lineRule="auto" w:before="0" w:after="0" w:beforeLines="0" w:afterLines="0"/>
                     <w:jc w:val="center"/>
-                    <w:wordWrap w:val="0"/>
                     <w:ind w:left="0" w:right="0" w:firstLine="0"/>
                   </w:pPr>
                   <w:r>
@@ -2245,7 +2182,7 @@
       </w:r>
       <w:r>
         <w:pict>
-          <v:shape id="TextBox238" type="#_x0000_t202" style="position:absolute;left:93.750pt;top:663.460pt;width:26.380pt;height:13.250pt;z-index:10;mso-position-horizontal:absolute;mso-position-vertical:absolute;mso-position-horizontal-relative:page;mso-position-vertical-relative:page;mso-wrap-edited:f;mso-wrap:none;" filled="false" stroked="false" v-text-anchor="top">
+          <v:shape id="TextBox238" type="#_x0000_t202" style="position:absolute;left:93.750pt;top:663.460pt;width:31.560pt;height:16.960pt;z-index:10;mso-position-horizontal:absolute;mso-position-vertical:absolute;mso-position-horizontal-relative:page;mso-position-vertical-relative:page;mso-wrap:square;" filled="false" stroked="false" v-text-anchor="top">
             <v:fill on="false"/>
             <v:stroke on="false"/>
             <v:textbox style="mso-fit-shape-to-text:false" inset="0pt,0pt,0pt,0pt">
@@ -2253,7 +2190,6 @@
                 <w:p>
                   <w:pPr>
                     <w:spacing w:line="240" w:lineRule="auto" w:before="0" w:after="0" w:beforeLines="0" w:afterLines="0"/>
-                    <w:wordWrap w:val="0"/>
                     <w:ind w:left="0" w:right="0" w:firstLine="0"/>
                   </w:pPr>
                   <w:r>
@@ -2293,7 +2229,7 @@
     </w:pPr>
     <w:r>
       <w:pict>
-        <v:shape id="TextBox103" type="#_x0000_t202" style="position:absolute;left:301.000pt;top:761.721pt;width:14.650pt;height:12.500pt;z-index:10;mso-position-horizontal:absolute;mso-position-vertical:absolute;mso-position-horizontal-relative:page;mso-position-vertical-relative:page;mso-wrap-edited:f;mso-wrap:none;" filled="false" stroked="false" v-text-anchor="top">
+        <v:shape id="TextBox103" type="#_x0000_t202" style="position:absolute;left:301.000pt;top:761.721pt;width:18.456pt;height:16.000pt;z-index:10;mso-position-horizontal:absolute;mso-position-vertical:absolute;mso-position-horizontal-relative:page;mso-position-vertical-relative:page;mso-wrap:square;" filled="false" stroked="false" v-text-anchor="top">
           <v:fill on="false"/>
           <v:stroke on="false"/>
           <v:textbox style="mso-fit-shape-to-text:false" inset="0pt,0pt,0pt,0pt">
@@ -2302,7 +2238,6 @@
                 <w:pPr>
                   <w:spacing w:line="240" w:lineRule="auto" w:before="0" w:after="0" w:beforeLines="0" w:afterLines="0"/>
                   <w:jc w:val="center"/>
-                  <w:wordWrap w:val="0"/>
                   <w:ind w:left="0" w:right="0" w:firstLine="0"/>
                 </w:pPr>
                 <w:r>
@@ -2322,7 +2257,7 @@
     </w:r>
     <w:r>
       <w:pict>
-        <v:shape id="TextBox104" type="#_x0000_t202" style="position:absolute;left:240.848pt;top:705.722pt;width:10.349pt;height:16.500pt;z-index:10;mso-position-horizontal:absolute;mso-position-vertical:absolute;mso-position-horizontal-relative:page;mso-position-vertical-relative:page;mso-wrap-edited:f;mso-wrap:none;" filled="false" stroked="false" v-text-anchor="top">
+        <v:shape id="TextBox104" type="#_x0000_t202" style="position:absolute;left:240.848pt;top:705.722pt;width:13.438pt;height:21.120pt;z-index:10;mso-position-horizontal:absolute;mso-position-vertical:absolute;mso-position-horizontal-relative:page;mso-position-vertical-relative:page;mso-wrap:square;" filled="false" stroked="false" v-text-anchor="top">
           <v:fill on="false"/>
           <v:stroke on="false"/>
           <v:textbox style="mso-fit-shape-to-text:false" inset="0pt,0pt,0pt,0pt">
@@ -2330,7 +2265,6 @@
               <w:p>
                 <w:pPr>
                   <w:spacing w:line="240" w:lineRule="auto" w:before="0" w:after="0" w:beforeLines="0" w:afterLines="0"/>
-                  <w:wordWrap w:val="0"/>
                   <w:ind w:left="0" w:right="0" w:firstLine="0"/>
                 </w:pPr>
                 <w:r>
@@ -2350,7 +2284,7 @@
     </w:r>
     <w:r>
       <w:pict>
-        <v:shape id="TextBox105" type="#_x0000_t202" style="position:absolute;left:96.054pt;top:705.722pt;width:168.980pt;height:16.500pt;z-index:10;mso-position-horizontal:absolute;mso-position-vertical:absolute;mso-position-horizontal-relative:page;mso-position-vertical-relative:page;mso-wrap-edited:f;mso-wrap:none;" filled="false" stroked="false" v-text-anchor="top">
+        <v:shape id="TextBox105" type="#_x0000_t202" style="position:absolute;left:96.054pt;top:705.722pt;width:192.760pt;height:21.120pt;z-index:10;mso-position-horizontal:absolute;mso-position-vertical:absolute;mso-position-horizontal-relative:page;mso-position-vertical-relative:page;mso-wrap:square;" filled="false" stroked="false" v-text-anchor="top">
           <v:fill on="false"/>
           <v:stroke on="false"/>
           <v:textbox style="mso-fit-shape-to-text:false" inset="0pt,0pt,0pt,0pt">
@@ -2358,7 +2292,6 @@
               <w:p>
                 <w:pPr>
                   <w:spacing w:line="240" w:lineRule="auto" w:before="0" w:after="0" w:beforeLines="0" w:afterLines="0"/>
-                  <w:wordWrap w:val="0"/>
                   <w:ind w:left="0" w:right="0" w:firstLine="0"/>
                 </w:pPr>
                 <w:r>
@@ -2395,7 +2328,7 @@
     </w:pPr>
     <w:r>
       <w:pict>
-        <v:shape id="TextBox101" type="#_x0000_t202" style="position:absolute;left:312.000pt;top:9.721pt;width:337.800pt;height:12.500pt;z-index:10;mso-position-horizontal:absolute;mso-position-vertical:absolute;mso-position-horizontal-relative:page;mso-position-vertical-relative:page;mso-wrap-edited:f;mso-wrap:none;" filled="false" stroked="false" v-text-anchor="top">
+        <v:shape id="TextBox101" type="#_x0000_t202" style="position:absolute;left:312.000pt;top:9.721pt;width:407.000pt;height:16.000pt;z-index:10;mso-position-horizontal:absolute;mso-position-vertical:absolute;mso-position-horizontal-relative:page;mso-position-vertical-relative:page;mso-wrap:square;" filled="false" stroked="false" v-text-anchor="top">
           <v:fill on="false"/>
           <v:stroke on="false"/>
           <v:textbox style="mso-fit-shape-to-text:false" inset="0pt,0pt,0pt,0pt">
@@ -2404,7 +2337,6 @@
                 <w:pPr>
                   <w:spacing w:line="240" w:lineRule="auto" w:before="0" w:after="0" w:beforeLines="0" w:afterLines="0"/>
                   <w:jc w:val="right"/>
-                  <w:wordWrap w:val="0"/>
                   <w:ind w:left="0" w:right="0" w:firstLine="0"/>
                 </w:pPr>
                 <w:r>
